--- a/docs/课程交付物/项目总结报告.docx
+++ b/docs/课程交付物/项目总结报告.docx
@@ -371,17 +371,17 @@
               <w:br/>
               <w:t>2. 技术方案有哪些亮点?</w:t>
               <w:br/>
-              <w:t>① 混合检索 BM25∥向量 + 标准 RRF 排名融合,62 条口语化评测 Hit@3 98.4%;② 回答强制引用溯源(来源+双通道排名),无知识硬零兜底不编造;③ SSE 流式输出,meta 事件先推引用;④ 知识热更新免重启(索引版本递增);⑤ 评测驱动质量闭环:评测/基准/验收/单测四层全脚本可复现;⑥ 二轮独立调研修复 9 项真实缺陷(含安全与口径),全部带证据。</w:t>
+              <w:t>① 混合检索 BM25∥向量 + 标准 RRF 排名融合,62 条口语化评测 Hit@3 98.4%;② 回答强制引用溯源(来源+双通道排名),无知识硬零兜底不编造;③ SSE 流式输出,meta 事件先推引用;④ 知识热更新免重启(索引版本递增);⑤ 评测驱动质量闭环:评测/基准/验收/单测四层全脚本可复现;⑥ 多轮独立调研累计修复 10 项真实缺陷(含安全与口径),全部带证据。</w:t>
               <w:br/>
               <w:br/>
               <w:t>3. 是否做了单元测试及各类系统测试?</w:t>
               <w:br/>
-              <w:t>单元测试:pytest 13 项全绿;功能测试:12 条系统用例(含引用溯源/热更新/限流/鉴权);性能测试:retrieval-only 515.8-880.4 QPS(p50 1.1-1.9ms)、E2E 并发 20 下 42-44 QPS、p99&lt;800ms、0 失败;易用性:课程演示与录屏验证;兼容性:Windows/macOS + Chrome/Edge 实测通过。</w:t>
+              <w:t>单元测试:pytest 14 项全绿;功能测试:13 条系统用例(含引用溯源/热更新/限流/鉴权/会话属主);性能测试:retrieval-only 515.8-880.4 QPS(p50 1.1-1.9ms)、E2E 并发 20 下 42-44 QPS、p99&lt;800ms、0 失败;易用性:课程演示与录屏验证;兼容性:Windows/macOS + Chrome/Edge 实测通过。</w:t>
               <w:br/>
               <w:br/>
               <w:t>4. 是否采用大模型辅助开发?生产率提升估计?</w:t>
               <w:br/>
-              <w:t>是。用于架构调研、代码审查与完善(二轮修复 9 项缺陷)、文档/PPT 初稿生成与测试用例整理;估算整体生产率提升约 30-40%(文档与调研环节提升最显著),关键决策与数据仍由团队复核。</w:t>
+              <w:t>是。用于架构调研、代码审查与完善(多轮累计修复 10 项缺陷)、文档/PPT 初稿生成与测试用例整理;估算整体生产率提升约 30-40%(文档与调研环节提升最显著),关键决策与数据仍由团队复核。</w:t>
             </w:r>
           </w:p>
           <w:p>
